--- a/lab/task_4/report_task4_completo.docx
+++ b/lab/task_4/report_task4_completo.docx
@@ -77,42 +77,35 @@
     </w:p>
     <w:p>
       <w:pPr>
-        <w:spacing w:after="150" w:before="150"/>
         <w:jc w:val="center"/>
       </w:pPr>
       <w:r>
         <w:drawing>
-          <wp:inline distT="0" distB="0" distL="0" distR="0">
-            <wp:extent cx="5040000" cy="3313508"/>
-            <wp:effectExtent t="0" r="0" b="0" l="0"/>
-            <wp:docPr id="1" name="" descr="" title=""/>
+          <wp:inline xmlns:a="http://schemas.openxmlformats.org/drawingml/2006/main" xmlns:pic="http://schemas.openxmlformats.org/drawingml/2006/picture">
+            <wp:extent cx="5038344" cy="3595049"/>
+            <wp:docPr id="2" name="Picture 2"/>
             <wp:cNvGraphicFramePr>
-              <a:graphicFrameLocks xmlns:a="http://schemas.openxmlformats.org/drawingml/2006/main" noChangeAspect="1"/>
+              <a:graphicFrameLocks noChangeAspect="1"/>
             </wp:cNvGraphicFramePr>
-            <a:graphic xmlns:a="http://schemas.openxmlformats.org/drawingml/2006/main">
+            <a:graphic>
               <a:graphicData uri="http://schemas.openxmlformats.org/drawingml/2006/picture">
-                <pic:pic xmlns:pic="http://schemas.openxmlformats.org/drawingml/2006/picture">
+                <pic:pic>
                   <pic:nvPicPr>
-                    <pic:cNvPr id="0" name="" descr=""/>
-                    <pic:cNvPicPr>
-                      <a:picLocks noChangeAspect="1" noChangeArrowheads="1"/>
-                    </pic:cNvPicPr>
+                    <pic:cNvPr id="0" name="execution_times.png"/>
+                    <pic:cNvPicPr/>
                   </pic:nvPicPr>
                   <pic:blipFill>
-                    <a:blip r:embed="rId7" cstate="none"/>
-                    <a:srcRect/>
+                    <a:blip r:embed="rId11"/>
                     <a:stretch>
                       <a:fillRect/>
                     </a:stretch>
                   </pic:blipFill>
-                  <pic:spPr bwMode="auto">
+                  <pic:spPr>
                     <a:xfrm>
                       <a:off x="0" y="0"/>
-                      <a:ext cx="5040000" cy="3313508"/>
+                      <a:ext cx="5038344" cy="3595049"/>
                     </a:xfrm>
-                    <a:prstGeom prst="rect">
-                      <a:avLst/>
-                    </a:prstGeom>
+                    <a:prstGeom prst="rect"/>
                   </pic:spPr>
                 </pic:pic>
               </a:graphicData>
@@ -1446,7 +1439,7 @@
           </w:tcPr>
           <w:p>
             <w:r>
-              <w:t xml:space="preserve">s=20000, e=3</w:t>
+              <w:t>s=20000, e=3, T=full</w:t>
             </w:r>
           </w:p>
         </w:tc>
@@ -1702,7 +1695,7 @@
           </w:tcPr>
           <w:p>
             <w:r>
-              <w:t xml:space="preserve">s=1, e=3, δ=3600s</w:t>
+              <w:t>s=1, e=3, T=full, δ=3600s</w:t>
             </w:r>
           </w:p>
         </w:tc>
@@ -1724,11 +1717,78 @@
           <w:p>
             <w:r>
               <w:t xml:space="preserve">97</w:t>
+            </w:r>
+          </w:p>
+        </w:tc>
+      </w:tr>
+      <w:tr>
+        <w:tc>
+          <w:tcPr>
+            <w:tcW w:type="dxa" w:w="720"/>
+          </w:tcPr>
+          <w:p>
+            <w:r>
+              <w:t>4</w:t>
+            </w:r>
+          </w:p>
+        </w:tc>
+        <w:tc>
+          <w:tcPr>
+            <w:tcW w:type="dxa" w:w="1980"/>
+          </w:tcPr>
+          <w:p>
+            <w:r>
+              <w:t>EvoMine</w:t>
+            </w:r>
+          </w:p>
+        </w:tc>
+        <w:tc>
+          <w:tcPr>
+            <w:tcW w:type="dxa" w:w="1440"/>
+          </w:tcPr>
+          <w:p>
+            <w:r>
+              <w:t>CollegeMsg</w:t>
+            </w:r>
+          </w:p>
+        </w:tc>
+        <w:tc>
+          <w:tcPr>
+            <w:tcW w:type="dxa" w:w="1080"/>
+          </w:tcPr>
+          <w:p>
+            <w:r>
+              <w:t>5000</w:t>
+            </w:r>
+          </w:p>
+        </w:tc>
+        <w:tc>
+          <w:tcPr>
+            <w:tcW w:type="dxa" w:w="2340"/>
+          </w:tcPr>
+          <w:p>
+            <w:r>
+              <w:t>s=1, e=3, T=full, δ=1800s</w:t>
+            </w:r>
+          </w:p>
+        </w:tc>
+        <w:tc>
+          <w:tcPr>
+            <w:tcW w:type="dxa" w:w="1440"/>
+          </w:tcPr>
+          <w:p>
+            <w:r>
+              <w:t>197</w:t>
             </w:r>
           </w:p>
         </w:tc>
       </w:tr>
     </w:tbl>
+    <w:p>
+      <w:r>
+        <w:t>Parametri EvoMine: -s = min_sup (soglia di supporto minima), -e = max_edges (numero massimo di archi nella postcondizione), -T full = MIB support completo, δ = granularità dei bucket temporali.</w:t>
+      </w:r>
+    </w:p>
     <w:p>
       <w:pPr>
         <w:spacing w:after="150"/>
@@ -1790,7 +1850,7 @@
         <w:spacing w:after="80"/>
       </w:pPr>
       <w:r>
-        <w:t xml:space="preserve">Con granularità più stretta (30min, 747 bucket) i tempi potrebbero crescere</w:t>
+        <w:t>Confermato con il run effettivo (Fix 1): a granularità 30 minuti (747 bucket) EvoMine impiega ~197s, quasi il doppio dei ~97s a granularità oraria (374 bucket) — +103% di tempo, ma ancora ampiamente sostenibile per un singolo run su N=5000.</w:t>
       </w:r>
     </w:p>
     <w:p>
@@ -1941,43 +2001,126 @@
       </w:r>
     </w:p>
     <w:p>
-      <w:pPr>
-        <w:spacing w:after="150"/>
-      </w:pPr>
-      <w:r>
-        <w:t xml:space="preserve">Dataset: collegemsg_ger_1h.txt (granularità oraria, 374 bucket, 216 non vuoti)</w:t>
-      </w:r>
-    </w:p>
-    <w:p>
-      <w:pPr>
-        <w:spacing w:after="150"/>
-      </w:pPr>
-      <w:r>
-        <w:t xml:space="preserve">Parametri: -s 1 -e 3 -T full -t -d</w:t>
-      </w:r>
-    </w:p>
-    <w:p>
-      <w:pPr>
-        <w:spacing w:after="150"/>
-      </w:pPr>
-      <w:r>
-        <w:t xml:space="preserve">Esecuzione via Docker (ubuntu:22.04)</w:t>
-      </w:r>
-    </w:p>
-    <w:p>
-      <w:pPr>
-        <w:spacing w:after="150"/>
-      </w:pPr>
-      <w:r>
-        <w:t xml:space="preserve">Tempo totale: ~97 secondi</w:t>
-      </w:r>
-    </w:p>
-    <w:p>
-      <w:pPr>
-        <w:spacing w:after="150"/>
-      </w:pPr>
-      <w:r>
-        <w:t xml:space="preserve">Risultato: 62 regole GER trovate</w:t>
+      <w:r>
+        <w:t>EvoMine viene eseguito con support=1 (nessun filtro sulla frequenza) su entrambe le granularità candidate (30 minuti e 1 ora), per allineare la scelta della granularità EvoMine a quella testata per MTM (Sezione 3 del report Task 3) e al benchmark di scalabilità TMC (Sezioni 3-4 di questo report).</w:t>
+      </w:r>
+    </w:p>
+    <w:p>
+      <w:pPr>
+        <w:pStyle w:val="Heading2"/>
+      </w:pPr>
+      <w:r>
+        <w:t>5.1 Granularità 30 minuti (DELTA=1800s)</w:t>
+      </w:r>
+    </w:p>
+    <w:p>
+      <w:r>
+        <w:t>Dataset: collegemsg_ger_30min.txt (747 bucket totali, 388 non vuoti)</w:t>
+      </w:r>
+    </w:p>
+    <w:p>
+      <w:r>
+        <w:t>Parametri: -s 1 -e 3 -T full -t -d</w:t>
+      </w:r>
+    </w:p>
+    <w:p>
+      <w:r>
+        <w:t>Esecuzione via Docker (ubuntu:22.04)</w:t>
+      </w:r>
+    </w:p>
+    <w:p>
+      <w:r>
+        <w:t>Tempo totale: 197 secondi</w:t>
+      </w:r>
+    </w:p>
+    <w:p>
+      <w:r>
+        <w:t>Risultato: 62 regole GER trovate</w:t>
+      </w:r>
+    </w:p>
+    <w:p>
+      <w:pPr>
+        <w:pStyle w:val="Heading2"/>
+      </w:pPr>
+      <w:r>
+        <w:t>5.2 Granularità 1 ora (DELTA=3600s)</w:t>
+      </w:r>
+    </w:p>
+    <w:p>
+      <w:r>
+        <w:t>Dataset: collegemsg_ger_1h.txt (374 bucket totali, 216 non vuoti)</w:t>
+      </w:r>
+    </w:p>
+    <w:p>
+      <w:r>
+        <w:t>Parametri: -s 1 -e 3 -T full -t -d</w:t>
+      </w:r>
+    </w:p>
+    <w:p>
+      <w:r>
+        <w:t>Esecuzione via Docker (ubuntu:22.04)</w:t>
+      </w:r>
+    </w:p>
+    <w:p>
+      <w:r>
+        <w:t>Tempo totale: 97 secondi</w:t>
+      </w:r>
+    </w:p>
+    <w:p>
+      <w:r>
+        <w:t>Risultato: 62 regole GER trovate</w:t>
+      </w:r>
+    </w:p>
+    <w:p>
+      <w:pPr>
+        <w:pStyle w:val="Heading2"/>
+      </w:pPr>
+      <w:r>
+        <w:t>5.3 Confronto tra granularità</w:t>
+      </w:r>
+    </w:p>
+    <w:p>
+      <w:pPr>
+        <w:jc w:val="center"/>
+      </w:pPr>
+      <w:r>
+        <w:drawing>
+          <wp:inline xmlns:a="http://schemas.openxmlformats.org/drawingml/2006/main" xmlns:pic="http://schemas.openxmlformats.org/drawingml/2006/picture">
+            <wp:extent cx="5038344" cy="2255302"/>
+            <wp:docPr id="3" name="Picture 3"/>
+            <wp:cNvGraphicFramePr>
+              <a:graphicFrameLocks noChangeAspect="1"/>
+            </wp:cNvGraphicFramePr>
+            <a:graphic>
+              <a:graphicData uri="http://schemas.openxmlformats.org/drawingml/2006/picture">
+                <pic:pic>
+                  <pic:nvPicPr>
+                    <pic:cNvPr id="0" name="evomine_granularity_comparison.png"/>
+                    <pic:cNvPicPr/>
+                  </pic:nvPicPr>
+                  <pic:blipFill>
+                    <a:blip r:embed="rId12"/>
+                    <a:stretch>
+                      <a:fillRect/>
+                    </a:stretch>
+                  </pic:blipFill>
+                  <pic:spPr>
+                    <a:xfrm>
+                      <a:off x="0" y="0"/>
+                      <a:ext cx="5038344" cy="2255302"/>
+                    </a:xfrm>
+                    <a:prstGeom prst="rect"/>
+                  </pic:spPr>
+                </pic:pic>
+              </a:graphicData>
+            </a:graphic>
+          </wp:inline>
+        </w:drawing>
+      </w:r>
+    </w:p>
+    <w:p>
+      <w:r>
+        <w:t>Il numero di regole GER trovate è identico (62) alle due granularità, così come il numero di regole strutturalmente comparabili con MTM (12) e quelle effettivamente trovate anche in MTM (10). Cambia solo il tempo di esecuzione (quasi raddoppiato a 30 minuti, coerentemente con il maggior numero di bucket) e i valori di supporto assoluto (più alti a 30 minuti, perché la stessa sequenza di eventi viene frammentata in più bucket, generando più occorrenze di pattern brevi).</w:t>
       </w:r>
     </w:p>
     <w:p>
@@ -1990,27 +2133,875 @@
       </w:r>
     </w:p>
     <w:p>
-      <w:pPr>
-        <w:spacing w:after="150"/>
-      </w:pPr>
-      <w:r>
-        <w:rPr>
-          <w:i/>
-          <w:iCs/>
-        </w:rPr>
-        <w:t xml:space="preserve">Nota implementativa: label 3=body (precondizione), label 1=head (postcondizione) — verificato contro file_converters.py (opposto all'ordine intuitivo).</w:t>
-      </w:r>
-    </w:p>
-    <w:p>
-      <w:pPr>
-        <w:spacing w:after="150"/>
-      </w:pPr>
-      <w:r>
-        <w:rPr>
-          <w:b/>
-          <w:bCs/>
-        </w:rPr>
-        <w:t xml:space="preserve">Risultati:</w:t>
+      <w:r>
+        <w:t>Nota implementativa: label 3=body (precondizione), label 1=head (postcondizione) — verificato contro file_converters.py del Task 2. Ogni regola GER viene codificata con la stessa funzione encode_motif usata per MTM, per essere direttamente confrontabile.</w:t>
+      </w:r>
+    </w:p>
+    <w:p>
+      <w:r>
+        <w:t>A seguito del Fix 2, il confronto viene fatto contro le transition matrix MTM realigned con L_MAX=3 (mtm_transition_matrix_L3_30min.csv e mtm_transition_matrix_L3_1h.csv — Sezione 3 del report Task 3), anziché contro la versione originale L_MAX=4/DELTA=86400s, per confrontare grandezze allineate su parametri e granularità.</w:t>
+      </w:r>
+    </w:p>
+    <w:p>
+      <w:r>
+        <w:t>Risultati (identici per entrambe le granularità):</w:t>
+      </w:r>
+    </w:p>
+    <w:p>
+      <w:pPr>
+        <w:pStyle w:val="ListParagraph"/>
+        <w:numPr>
+          <w:ilvl w:val="0"/>
+          <w:numId w:val="1"/>
+        </w:numPr>
+      </w:pPr>
+      <w:r>
+        <w:t>62 regole GER codificate per granularità</w:t>
+      </w:r>
+    </w:p>
+    <w:p>
+      <w:pPr>
+        <w:pStyle w:val="ListParagraph"/>
+        <w:numPr>
+          <w:ilvl w:val="0"/>
+          <w:numId w:val="1"/>
+        </w:numPr>
+      </w:pPr>
+      <w:r>
+        <w:t>12 regole strutturalmente comparabili con MTM (2 archi body + 1 arco head)</w:t>
+      </w:r>
+    </w:p>
+    <w:p>
+      <w:pPr>
+        <w:pStyle w:val="ListParagraph"/>
+        <w:numPr>
+          <w:ilvl w:val="0"/>
+          <w:numId w:val="1"/>
+        </w:numPr>
+      </w:pPr>
+      <w:r>
+        <w:t>10 su 12 trovate anche in MTM</w:t>
+      </w:r>
+    </w:p>
+    <w:p>
+      <w:pPr>
+        <w:pStyle w:val="ListParagraph"/>
+        <w:numPr>
+          <w:ilvl w:val="0"/>
+          <w:numId w:val="1"/>
+        </w:numPr>
+      </w:pPr>
+      <w:r>
+        <w:t>52 regole esclusive di EvoMine (per lo più senza precondizione: body vuoto)</w:t>
+      </w:r>
+    </w:p>
+    <w:p>
+      <w:r>
+        <w:t>Tabella affiancata — le 10 regole comparabili trovate in entrambe le versioni:</w:t>
+      </w:r>
+    </w:p>
+    <w:tbl>
+      <w:tblPr>
+        <w:tblW w:type="auto" w:w="0"/>
+        <w:tblLook w:firstColumn="1" w:firstRow="1" w:lastColumn="0" w:lastRow="0" w:noHBand="0" w:noVBand="1" w:val="04A0"/>
+      </w:tblPr>
+      <w:tblGrid>
+        <w:gridCol w:w="1805"/>
+        <w:gridCol w:w="1805"/>
+        <w:gridCol w:w="1805"/>
+        <w:gridCol w:w="1805"/>
+        <w:gridCol w:w="1805"/>
+      </w:tblGrid>
+      <w:tr>
+        <w:tc>
+          <w:tcPr>
+            <w:tcW w:type="dxa" w:w="1805"/>
+          </w:tcPr>
+          <w:p>
+            <w:r>
+              <w:rPr>
+                <w:b/>
+              </w:rPr>
+              <w:t>Codice regola</w:t>
+            </w:r>
+          </w:p>
+        </w:tc>
+        <w:tc>
+          <w:tcPr>
+            <w:tcW w:type="dxa" w:w="1805"/>
+          </w:tcPr>
+          <w:p>
+            <w:r>
+              <w:rPr>
+                <w:b/>
+              </w:rPr>
+              <w:t>Supporto (30 min)</w:t>
+            </w:r>
+          </w:p>
+        </w:tc>
+        <w:tc>
+          <w:tcPr>
+            <w:tcW w:type="dxa" w:w="1805"/>
+          </w:tcPr>
+          <w:p>
+            <w:r>
+              <w:rPr>
+                <w:b/>
+              </w:rPr>
+              <w:t>Prob. MTM (30 min)</w:t>
+            </w:r>
+          </w:p>
+        </w:tc>
+        <w:tc>
+          <w:tcPr>
+            <w:tcW w:type="dxa" w:w="1805"/>
+          </w:tcPr>
+          <w:p>
+            <w:r>
+              <w:rPr>
+                <w:b/>
+              </w:rPr>
+              <w:t>Supporto (1 ora)</w:t>
+            </w:r>
+          </w:p>
+        </w:tc>
+        <w:tc>
+          <w:tcPr>
+            <w:tcW w:type="dxa" w:w="1805"/>
+          </w:tcPr>
+          <w:p>
+            <w:r>
+              <w:rPr>
+                <w:b/>
+              </w:rPr>
+              <w:t>Prob. MTM (1 ora)</w:t>
+            </w:r>
+          </w:p>
+        </w:tc>
+      </w:tr>
+      <w:tr>
+        <w:tc>
+          <w:tcPr>
+            <w:tcW w:type="dxa" w:w="1805"/>
+          </w:tcPr>
+          <w:p>
+            <w:r>
+              <w:t>0112→03</w:t>
+            </w:r>
+          </w:p>
+        </w:tc>
+        <w:tc>
+          <w:tcPr>
+            <w:tcW w:type="dxa" w:w="1805"/>
+          </w:tcPr>
+          <w:p>
+            <w:r>
+              <w:t>1764</w:t>
+            </w:r>
+          </w:p>
+        </w:tc>
+        <w:tc>
+          <w:tcPr>
+            <w:tcW w:type="dxa" w:w="1805"/>
+          </w:tcPr>
+          <w:p>
+            <w:r>
+              <w:t>0.0513</w:t>
+            </w:r>
+          </w:p>
+        </w:tc>
+        <w:tc>
+          <w:tcPr>
+            <w:tcW w:type="dxa" w:w="1805"/>
+          </w:tcPr>
+          <w:p>
+            <w:r>
+              <w:t>1466</w:t>
+            </w:r>
+          </w:p>
+        </w:tc>
+        <w:tc>
+          <w:tcPr>
+            <w:tcW w:type="dxa" w:w="1805"/>
+          </w:tcPr>
+          <w:p>
+            <w:r>
+              <w:t>0.0632</w:t>
+            </w:r>
+          </w:p>
+        </w:tc>
+      </w:tr>
+      <w:tr>
+        <w:tc>
+          <w:tcPr>
+            <w:tcW w:type="dxa" w:w="1805"/>
+          </w:tcPr>
+          <w:p>
+            <w:r>
+              <w:t>0102→03</w:t>
+            </w:r>
+          </w:p>
+        </w:tc>
+        <w:tc>
+          <w:tcPr>
+            <w:tcW w:type="dxa" w:w="1805"/>
+          </w:tcPr>
+          <w:p>
+            <w:r>
+              <w:t>1622</w:t>
+            </w:r>
+          </w:p>
+        </w:tc>
+        <w:tc>
+          <w:tcPr>
+            <w:tcW w:type="dxa" w:w="1805"/>
+          </w:tcPr>
+          <w:p>
+            <w:r>
+              <w:t>0.4269</w:t>
+            </w:r>
+          </w:p>
+        </w:tc>
+        <w:tc>
+          <w:tcPr>
+            <w:tcW w:type="dxa" w:w="1805"/>
+          </w:tcPr>
+          <w:p>
+            <w:r>
+              <w:t>1341</w:t>
+            </w:r>
+          </w:p>
+        </w:tc>
+        <w:tc>
+          <w:tcPr>
+            <w:tcW w:type="dxa" w:w="1805"/>
+          </w:tcPr>
+          <w:p>
+            <w:r>
+              <w:t>0.3752</w:t>
+            </w:r>
+          </w:p>
+        </w:tc>
+      </w:tr>
+      <w:tr>
+        <w:tc>
+          <w:tcPr>
+            <w:tcW w:type="dxa" w:w="1805"/>
+          </w:tcPr>
+          <w:p>
+            <w:r>
+              <w:t>0112→30</w:t>
+            </w:r>
+          </w:p>
+        </w:tc>
+        <w:tc>
+          <w:tcPr>
+            <w:tcW w:type="dxa" w:w="1805"/>
+          </w:tcPr>
+          <w:p>
+            <w:r>
+              <w:t>1609</w:t>
+            </w:r>
+          </w:p>
+        </w:tc>
+        <w:tc>
+          <w:tcPr>
+            <w:tcW w:type="dxa" w:w="1805"/>
+          </w:tcPr>
+          <w:p>
+            <w:r>
+              <w:t>0.0385</w:t>
+            </w:r>
+          </w:p>
+        </w:tc>
+        <w:tc>
+          <w:tcPr>
+            <w:tcW w:type="dxa" w:w="1805"/>
+          </w:tcPr>
+          <w:p>
+            <w:r>
+              <w:t>1359</w:t>
+            </w:r>
+          </w:p>
+        </w:tc>
+        <w:tc>
+          <w:tcPr>
+            <w:tcW w:type="dxa" w:w="1805"/>
+          </w:tcPr>
+          <w:p>
+            <w:r>
+              <w:t>0.0316</w:t>
+            </w:r>
+          </w:p>
+        </w:tc>
+      </w:tr>
+      <w:tr>
+        <w:tc>
+          <w:tcPr>
+            <w:tcW w:type="dxa" w:w="1805"/>
+          </w:tcPr>
+          <w:p>
+            <w:r>
+              <w:t>0110→20</w:t>
+            </w:r>
+          </w:p>
+        </w:tc>
+        <w:tc>
+          <w:tcPr>
+            <w:tcW w:type="dxa" w:w="1805"/>
+          </w:tcPr>
+          <w:p>
+            <w:r>
+              <w:t>1463</w:t>
+            </w:r>
+          </w:p>
+        </w:tc>
+        <w:tc>
+          <w:tcPr>
+            <w:tcW w:type="dxa" w:w="1805"/>
+          </w:tcPr>
+          <w:p>
+            <w:r>
+              <w:t>0.1895</w:t>
+            </w:r>
+          </w:p>
+        </w:tc>
+        <w:tc>
+          <w:tcPr>
+            <w:tcW w:type="dxa" w:w="1805"/>
+          </w:tcPr>
+          <w:p>
+            <w:r>
+              <w:t>1224</w:t>
+            </w:r>
+          </w:p>
+        </w:tc>
+        <w:tc>
+          <w:tcPr>
+            <w:tcW w:type="dxa" w:w="1805"/>
+          </w:tcPr>
+          <w:p>
+            <w:r>
+              <w:t>0.1667</w:t>
+            </w:r>
+          </w:p>
+        </w:tc>
+      </w:tr>
+      <w:tr>
+        <w:tc>
+          <w:tcPr>
+            <w:tcW w:type="dxa" w:w="1805"/>
+          </w:tcPr>
+          <w:p>
+            <w:r>
+              <w:t>0102→30</w:t>
+            </w:r>
+          </w:p>
+        </w:tc>
+        <w:tc>
+          <w:tcPr>
+            <w:tcW w:type="dxa" w:w="1805"/>
+          </w:tcPr>
+          <w:p>
+            <w:r>
+              <w:t>1397</w:t>
+            </w:r>
+          </w:p>
+        </w:tc>
+        <w:tc>
+          <w:tcPr>
+            <w:tcW w:type="dxa" w:w="1805"/>
+          </w:tcPr>
+          <w:p>
+            <w:r>
+              <w:t>0.0285</w:t>
+            </w:r>
+          </w:p>
+        </w:tc>
+        <w:tc>
+          <w:tcPr>
+            <w:tcW w:type="dxa" w:w="1805"/>
+          </w:tcPr>
+          <w:p>
+            <w:r>
+              <w:t>1178</w:t>
+            </w:r>
+          </w:p>
+        </w:tc>
+        <w:tc>
+          <w:tcPr>
+            <w:tcW w:type="dxa" w:w="1805"/>
+          </w:tcPr>
+          <w:p>
+            <w:r>
+              <w:t>0.0372</w:t>
+            </w:r>
+          </w:p>
+        </w:tc>
+      </w:tr>
+      <w:tr>
+        <w:tc>
+          <w:tcPr>
+            <w:tcW w:type="dxa" w:w="1805"/>
+          </w:tcPr>
+          <w:p>
+            <w:r>
+              <w:t>0110→02</w:t>
+            </w:r>
+          </w:p>
+        </w:tc>
+        <w:tc>
+          <w:tcPr>
+            <w:tcW w:type="dxa" w:w="1805"/>
+          </w:tcPr>
+          <w:p>
+            <w:r>
+              <w:t>852</w:t>
+            </w:r>
+          </w:p>
+        </w:tc>
+        <w:tc>
+          <w:tcPr>
+            <w:tcW w:type="dxa" w:w="1805"/>
+          </w:tcPr>
+          <w:p>
+            <w:r>
+              <w:t>0.0458</w:t>
+            </w:r>
+          </w:p>
+        </w:tc>
+        <w:tc>
+          <w:tcPr>
+            <w:tcW w:type="dxa" w:w="1805"/>
+          </w:tcPr>
+          <w:p>
+            <w:r>
+              <w:t>708</w:t>
+            </w:r>
+          </w:p>
+        </w:tc>
+        <w:tc>
+          <w:tcPr>
+            <w:tcW w:type="dxa" w:w="1805"/>
+          </w:tcPr>
+          <w:p>
+            <w:r>
+              <w:t>0.0385</w:t>
+            </w:r>
+          </w:p>
+        </w:tc>
+      </w:tr>
+      <w:tr>
+        <w:tc>
+          <w:tcPr>
+            <w:tcW w:type="dxa" w:w="1805"/>
+          </w:tcPr>
+          <w:p>
+            <w:r>
+              <w:t>0120→10</w:t>
+            </w:r>
+          </w:p>
+        </w:tc>
+        <w:tc>
+          <w:tcPr>
+            <w:tcW w:type="dxa" w:w="1805"/>
+          </w:tcPr>
+          <w:p>
+            <w:r>
+              <w:t>397</w:t>
+            </w:r>
+          </w:p>
+        </w:tc>
+        <w:tc>
+          <w:tcPr>
+            <w:tcW w:type="dxa" w:w="1805"/>
+          </w:tcPr>
+          <w:p>
+            <w:r>
+              <w:t>0.1364</w:t>
+            </w:r>
+          </w:p>
+        </w:tc>
+        <w:tc>
+          <w:tcPr>
+            <w:tcW w:type="dxa" w:w="1805"/>
+          </w:tcPr>
+          <w:p>
+            <w:r>
+              <w:t>326</w:t>
+            </w:r>
+          </w:p>
+        </w:tc>
+        <w:tc>
+          <w:tcPr>
+            <w:tcW w:type="dxa" w:w="1805"/>
+          </w:tcPr>
+          <w:p>
+            <w:r>
+              <w:t>0.1250</w:t>
+            </w:r>
+          </w:p>
+        </w:tc>
+      </w:tr>
+      <w:tr>
+        <w:tc>
+          <w:tcPr>
+            <w:tcW w:type="dxa" w:w="1805"/>
+          </w:tcPr>
+          <w:p>
+            <w:r>
+              <w:t>0102→10</w:t>
+            </w:r>
+          </w:p>
+        </w:tc>
+        <w:tc>
+          <w:tcPr>
+            <w:tcW w:type="dxa" w:w="1805"/>
+          </w:tcPr>
+          <w:p>
+            <w:r>
+              <w:t>390</w:t>
+            </w:r>
+          </w:p>
+        </w:tc>
+        <w:tc>
+          <w:tcPr>
+            <w:tcW w:type="dxa" w:w="1805"/>
+          </w:tcPr>
+          <w:p>
+            <w:r>
+              <w:t>0.0266</w:t>
+            </w:r>
+          </w:p>
+        </w:tc>
+        <w:tc>
+          <w:tcPr>
+            <w:tcW w:type="dxa" w:w="1805"/>
+          </w:tcPr>
+          <w:p>
+            <w:r>
+              <w:t>318</w:t>
+            </w:r>
+          </w:p>
+        </w:tc>
+        <w:tc>
+          <w:tcPr>
+            <w:tcW w:type="dxa" w:w="1805"/>
+          </w:tcPr>
+          <w:p>
+            <w:r>
+              <w:t>0.0248</w:t>
+            </w:r>
+          </w:p>
+        </w:tc>
+      </w:tr>
+      <w:tr>
+        <w:tc>
+          <w:tcPr>
+            <w:tcW w:type="dxa" w:w="1805"/>
+          </w:tcPr>
+          <w:p>
+            <w:r>
+              <w:t>0121→10</w:t>
+            </w:r>
+          </w:p>
+        </w:tc>
+        <w:tc>
+          <w:tcPr>
+            <w:tcW w:type="dxa" w:w="1805"/>
+          </w:tcPr>
+          <w:p>
+            <w:r>
+              <w:t>388</w:t>
+            </w:r>
+          </w:p>
+        </w:tc>
+        <w:tc>
+          <w:tcPr>
+            <w:tcW w:type="dxa" w:w="1805"/>
+          </w:tcPr>
+          <w:p>
+            <w:r>
+              <w:t>0.0863</w:t>
+            </w:r>
+          </w:p>
+        </w:tc>
+        <w:tc>
+          <w:tcPr>
+            <w:tcW w:type="dxa" w:w="1805"/>
+          </w:tcPr>
+          <w:p>
+            <w:r>
+              <w:t>318</w:t>
+            </w:r>
+          </w:p>
+        </w:tc>
+        <w:tc>
+          <w:tcPr>
+            <w:tcW w:type="dxa" w:w="1805"/>
+          </w:tcPr>
+          <w:p>
+            <w:r>
+              <w:t>0.0722</w:t>
+            </w:r>
+          </w:p>
+        </w:tc>
+      </w:tr>
+      <w:tr>
+        <w:tc>
+          <w:tcPr>
+            <w:tcW w:type="dxa" w:w="1805"/>
+          </w:tcPr>
+          <w:p>
+            <w:r>
+              <w:t>0112→10</w:t>
+            </w:r>
+          </w:p>
+        </w:tc>
+        <w:tc>
+          <w:tcPr>
+            <w:tcW w:type="dxa" w:w="1805"/>
+          </w:tcPr>
+          <w:p>
+            <w:r>
+              <w:t>365</w:t>
+            </w:r>
+          </w:p>
+        </w:tc>
+        <w:tc>
+          <w:tcPr>
+            <w:tcW w:type="dxa" w:w="1805"/>
+          </w:tcPr>
+          <w:p>
+            <w:r>
+              <w:t>0.1026</w:t>
+            </w:r>
+          </w:p>
+        </w:tc>
+        <w:tc>
+          <w:tcPr>
+            <w:tcW w:type="dxa" w:w="1805"/>
+          </w:tcPr>
+          <w:p>
+            <w:r>
+              <w:t>297</w:t>
+            </w:r>
+          </w:p>
+        </w:tc>
+        <w:tc>
+          <w:tcPr>
+            <w:tcW w:type="dxa" w:w="1805"/>
+          </w:tcPr>
+          <w:p>
+            <w:r>
+              <w:t>0.1053</w:t>
+            </w:r>
+          </w:p>
+        </w:tc>
+      </w:tr>
+    </w:tbl>
+    <w:p>
+      <w:r>
+        <w:t>Osservazione chiave: 0102→03 è la transizione dominante in MTM a entrambe le granularità (P=0.43 a 30min, P=0.38 a 1h — vedi Sezione 3.1/3.2 del report Task 3) ma ha supporto EvoMine solo moderato (1622 a 30min, 1341 a 1h): non è tra le regole a supporto più alto in assoluto perché quelle sono tutte regole senza precondizione (body vuoto, es. 01→ con supporto &gt;30.000), strutturalmente non comparabili con la matrice MTM.</w:t>
+      </w:r>
+    </w:p>
+    <w:p>
+      <w:r>
+        <w:t>MTM misura probabilità condizionale (normalizzata sul prefisso), EvoMine misura frequenza assoluta (supporto). I due strumenti restano complementari a entrambe le granularità: la scelta tra 30 minuti e 1 ora non cambia la conclusione qualitativa del confronto, solo la scala numerica dei supporti.</w:t>
+      </w:r>
+    </w:p>
+    <w:p>
+      <w:pPr>
+        <w:pStyle w:val="Heading1"/>
+      </w:pPr>
+      <w:r>
+        <w:t>7. Evoluzione Strutturale del Dataset nel Tempo</w:t>
+      </w:r>
+    </w:p>
+    <w:p>
+      <w:r>
+        <w:t>Per capire quanto velocemente evolve la rete CollegeMsg (5000 eventi, 530 nodi, 2020 coppie src→dst uniche), si analizzano per ciascun bucket temporale: numero di archi attivi, numero di nodi attivi, numero di nodi nuovi (prima apparizione), numero di archi nuovi e densità locale — con entrambe le granularità candidate.</w:t>
+      </w:r>
+    </w:p>
+    <w:p>
+      <w:pPr>
+        <w:pStyle w:val="Heading2"/>
+      </w:pPr>
+      <w:r>
+        <w:t>7.1 Granularità 30 minuti (DELTA=1800s)</w:t>
+      </w:r>
+    </w:p>
+    <w:p>
+      <w:pPr>
+        <w:jc w:val="center"/>
+      </w:pPr>
+      <w:r>
+        <w:drawing>
+          <wp:inline xmlns:a="http://schemas.openxmlformats.org/drawingml/2006/main" xmlns:pic="http://schemas.openxmlformats.org/drawingml/2006/picture">
+            <wp:extent cx="5038344" cy="1460444"/>
+            <wp:docPr id="4" name="Picture 4"/>
+            <wp:cNvGraphicFramePr>
+              <a:graphicFrameLocks noChangeAspect="1"/>
+            </wp:cNvGraphicFramePr>
+            <a:graphic>
+              <a:graphicData uri="http://schemas.openxmlformats.org/drawingml/2006/picture">
+                <pic:pic>
+                  <pic:nvPicPr>
+                    <pic:cNvPr id="0" name="structural_evolution_30min.png"/>
+                    <pic:cNvPicPr/>
+                  </pic:nvPicPr>
+                  <pic:blipFill>
+                    <a:blip r:embed="rId13"/>
+                    <a:stretch>
+                      <a:fillRect/>
+                    </a:stretch>
+                  </pic:blipFill>
+                  <pic:spPr>
+                    <a:xfrm>
+                      <a:off x="0" y="0"/>
+                      <a:ext cx="5038344" cy="1460444"/>
+                    </a:xfrm>
+                    <a:prstGeom prst="rect"/>
+                  </pic:spPr>
+                </pic:pic>
+              </a:graphicData>
+            </a:graphic>
+          </wp:inline>
+        </w:drawing>
+      </w:r>
+    </w:p>
+    <w:p>
+      <w:r>
+        <w:t>747 bucket totali. 50% dei nodi unici raggiunto al bucket 510 (t=255.0h dall’inizio, 68% del periodo). 90% dei nodi unici raggiunto al bucket 705 (t=352.5h, 94% del periodo). Picco di attività al bucket 707 (97 archi). Novelty rate medio: 62.1%.</w:t>
+      </w:r>
+    </w:p>
+    <w:p>
+      <w:pPr>
+        <w:pStyle w:val="Heading2"/>
+      </w:pPr>
+      <w:r>
+        <w:t>7.2 Granularità 1 ora (DELTA=3600s)</w:t>
+      </w:r>
+    </w:p>
+    <w:p>
+      <w:pPr>
+        <w:jc w:val="center"/>
+      </w:pPr>
+      <w:r>
+        <w:drawing>
+          <wp:inline xmlns:a="http://schemas.openxmlformats.org/drawingml/2006/main" xmlns:pic="http://schemas.openxmlformats.org/drawingml/2006/picture">
+            <wp:extent cx="5038344" cy="1460444"/>
+            <wp:docPr id="4" name="Picture 4"/>
+            <wp:cNvGraphicFramePr>
+              <a:graphicFrameLocks noChangeAspect="1"/>
+            </wp:cNvGraphicFramePr>
+            <a:graphic>
+              <a:graphicData uri="http://schemas.openxmlformats.org/drawingml/2006/picture">
+                <pic:pic>
+                  <pic:nvPicPr>
+                    <pic:cNvPr id="0" name="structural_evolution_1h.png"/>
+                    <pic:cNvPicPr/>
+                  </pic:nvPicPr>
+                  <pic:blipFill>
+                    <a:blip r:embed="rId14"/>
+                    <a:stretch>
+                      <a:fillRect/>
+                    </a:stretch>
+                  </pic:blipFill>
+                  <pic:spPr>
+                    <a:xfrm>
+                      <a:off x="0" y="0"/>
+                      <a:ext cx="5038344" cy="1460444"/>
+                    </a:xfrm>
+                    <a:prstGeom prst="rect"/>
+                  </pic:spPr>
+                </pic:pic>
+              </a:graphicData>
+            </a:graphic>
+          </wp:inline>
+        </w:drawing>
+      </w:r>
+    </w:p>
+    <w:p>
+      <w:r>
+        <w:t>374 bucket totali. 50% dei nodi unici raggiunto al bucket 255 (t=255.0h dall’inizio, 68% del periodo). 90% dei nodi unici raggiunto al bucket 352 (t=352.0h, 94% del periodo). Picco di attività al bucket 353 (157 archi). Novelty rate medio: 67.1%.</w:t>
+      </w:r>
+    </w:p>
+    <w:p>
+      <w:pPr>
+        <w:pStyle w:val="Heading2"/>
+      </w:pPr>
+      <w:r>
+        <w:t>7.3 Osservazioni</w:t>
+      </w:r>
+    </w:p>
+    <w:p>
+      <w:pPr>
+        <w:pStyle w:val="ListParagraph"/>
+        <w:numPr>
+          <w:ilvl w:val="0"/>
+          <w:numId w:val="1"/>
+        </w:numPr>
+      </w:pPr>
+      <w:r>
+        <w:t>Il numero di nodi unici (530) e di coppie src→dst uniche (2020) è identico alle due granularità, come atteso — sono proprietà del dataset, non della discretizzazione.</w:t>
+      </w:r>
+    </w:p>
+    <w:p>
+      <w:pPr>
+        <w:pStyle w:val="ListParagraph"/>
+        <w:numPr>
+          <w:ilvl w:val="0"/>
+          <w:numId w:val="1"/>
+        </w:numPr>
+      </w:pPr>
+      <w:r>
+        <w:t>La rete raggiunge il 50% dei nodi unici molto presto in termini di eventi (evento 1315/5000, il 26% degli eventi) ma solo al 68% del tempo trascorso — l’attività non è uniforme nel tempo: i primi giorni hanno pochi eventi ma coprono già metà dei nodi, mentre segue un lungo periodo a bassa attività.</w:t>
+      </w:r>
+    </w:p>
+    <w:p>
+      <w:pPr>
+        <w:pStyle w:val="ListParagraph"/>
+        <w:numPr>
+          <w:ilvl w:val="0"/>
+          <w:numId w:val="1"/>
+        </w:numPr>
+      </w:pPr>
+      <w:r>
+        <w:t>Il picco di attività cade nell’ultimo ~5% del periodo osservato a entrambe le granularità (bucket 707/747 = 94.6% a 30min; bucket 353/374 = 94.4% a 1h) — un burst finale di messaggi.</w:t>
+      </w:r>
+    </w:p>
+    <w:p>
+      <w:pPr>
+        <w:pStyle w:val="ListParagraph"/>
+        <w:numPr>
+          <w:ilvl w:val="0"/>
+          <w:numId w:val="1"/>
+        </w:numPr>
+      </w:pPr>
+      <w:r>
+        <w:t>Il novelty rate parte altissimo nei primi bucket attivi (93-100%, quasi tutto è nuovo) e scende fino a ~48% negli ultimi bucket attivi — il burst finale riattiva prevalentemente coppie di nodi già note, non introduce molte connessioni nuove.</w:t>
+      </w:r>
+    </w:p>
+    <w:p>
+      <w:pPr>
+        <w:pStyle w:val="ListParagraph"/>
+        <w:numPr>
+          <w:ilvl w:val="0"/>
+          <w:numId w:val="1"/>
+        </w:numPr>
+      </w:pPr>
+      <w:r>
+        <w:t>Questa dinamica (crescita rapida iniziale + burst finale a bassa novità) rafforza la scelta di una granularità fine (30 minuti o 1 ora): con bucket più larghi (es. 1 giorno) il burst finale e il periodo di stasi verrebbero schiacciati nello stesso bucket, perdendo il segnale.</w:t>
+      </w:r>
+    </w:p>
+    <w:p>
+      <w:pPr>
+        <w:pStyle w:val="Heading1"/>
+        <w:spacing w:after="150" w:before="300"/>
+      </w:pPr>
+      <w:r>
+        <w:t>8. Conclusioni</w:t>
       </w:r>
     </w:p>
     <w:p>
@@ -2023,7 +3014,7 @@
         <w:spacing w:after="80"/>
       </w:pPr>
       <w:r>
-        <w:t xml:space="preserve">62 regole GER codificate</w:t>
+        <w:t xml:space="preserve">TMC scala bene fino a N=5000 (max 76ms) — nessun collo di bottiglia</w:t>
       </w:r>
     </w:p>
     <w:p>
@@ -2036,7 +3027,7 @@
         <w:spacing w:after="80"/>
       </w:pPr>
       <w:r>
-        <w:t xml:space="preserve">10 regole strutturalmente comparabili (2 archi body + 1 arco head)</w:t>
+        <w:t xml:space="preserve">EvoMine con support=1 termina in ~97s su granularità oraria — sostenibile</w:t>
       </w:r>
     </w:p>
     <w:p>
@@ -2049,7 +3040,7 @@
         <w:spacing w:after="80"/>
       </w:pPr>
       <w:r>
-        <w:t xml:space="preserve">10 su 10 trovate anche in MTM</w:t>
+        <w:t xml:space="preserve">MTM e EvoMine sono complementari: MTM risponde "con che probabilità arriva questo terzo evento?", EvoMine risponde "quali sottografi evolvono più frequentemente?"</w:t>
       </w:r>
     </w:p>
     <w:p>
@@ -2062,32 +3053,7 @@
         <w:spacing w:after="80"/>
       </w:pPr>
       <w:r>
-        <w:t xml:space="preserve">52 regole esclusive di EvoMine</w:t>
-      </w:r>
-    </w:p>
-    <w:p>
-      <w:pPr>
-        <w:spacing w:after="150"/>
-      </w:pPr>
-      <w:r>
-        <w:t xml:space="preserve">Osservazione chiave: 0102→03 è la transizione dominante in MTM (P=0.41) ma ha supporto EvoMine moderato (1341). Al contrario 0112→03 ha supporto EvoMine alto (1466) ma prob_mtm bassa (0.067).</w:t>
-      </w:r>
-    </w:p>
-    <w:p>
-      <w:pPr>
-        <w:spacing w:after="150"/>
-      </w:pPr>
-      <w:r>
-        <w:t xml:space="preserve">MTM misura probabilità condizionale (normalizzata sul prefisso), EvoMine misura frequenza assoluta (supporto MIB) — sono complementari.</w:t>
-      </w:r>
-    </w:p>
-    <w:p>
-      <w:pPr>
-        <w:pStyle w:val="Heading1"/>
-        <w:spacing w:after="150" w:before="300"/>
-      </w:pPr>
-      <w:r>
-        <w:t xml:space="preserve">7. Conclusioni</w:t>
+        <w:t xml:space="preserve">Per un confronto più ampio serve estendere la transition matrix MTM a lunghezze diverse (1+1, 3+1, ecc.)</w:t>
       </w:r>
     </w:p>
     <w:p>
@@ -2097,49 +3063,9 @@
           <w:ilvl w:val="0"/>
           <w:numId w:val="1"/>
         </w:numPr>
-        <w:spacing w:after="80"/>
-      </w:pPr>
-      <w:r>
-        <w:t xml:space="preserve">TMC scala bene fino a N=5000 (max 76ms) — nessun collo di bottiglia</w:t>
-      </w:r>
-    </w:p>
-    <w:p>
-      <w:pPr>
-        <w:pStyle w:val="ListParagraph"/>
-        <w:numPr>
-          <w:ilvl w:val="0"/>
-          <w:numId w:val="1"/>
-        </w:numPr>
-        <w:spacing w:after="80"/>
-      </w:pPr>
-      <w:r>
-        <w:t xml:space="preserve">EvoMine con support=1 termina in ~97s su granularità oraria — sostenibile</w:t>
-      </w:r>
-    </w:p>
-    <w:p>
-      <w:pPr>
-        <w:pStyle w:val="ListParagraph"/>
-        <w:numPr>
-          <w:ilvl w:val="0"/>
-          <w:numId w:val="1"/>
-        </w:numPr>
-        <w:spacing w:after="80"/>
-      </w:pPr>
-      <w:r>
-        <w:t xml:space="preserve">MTM e EvoMine sono complementari: MTM risponde "con che probabilità arriva questo terzo evento?", EvoMine risponde "quali sottografi evolvono più frequentemente?"</w:t>
-      </w:r>
-    </w:p>
-    <w:p>
-      <w:pPr>
-        <w:pStyle w:val="ListParagraph"/>
-        <w:numPr>
-          <w:ilvl w:val="0"/>
-          <w:numId w:val="1"/>
-        </w:numPr>
-        <w:spacing w:after="80"/>
-      </w:pPr>
-      <w:r>
-        <w:t xml:space="preserve">Per un confronto più ampio serve estendere la transition matrix MTM a lunghezze diverse (1+1, 3+1, ecc.)</w:t>
+      </w:pPr>
+      <w:r>
+        <w:t>I tre disallineamenti identificati (granularità EvoMine non allineata a MTM, L_MAX diverso tra MTM e i benchmark TMC, assenza di un’analisi di evoluzione strutturale) sono stati risolti in questa iterazione, testando sistematicamente sia 30 minuti sia 1 ora: la scelta finale tra le due verrà concordata con la correlatrice.</w:t>
       </w:r>
     </w:p>
     <w:sectPr>
